--- a/03-html/apuntes html/00-temario html/temario html.docx
+++ b/03-html/apuntes html/00-temario html/temario html.docx
@@ -398,15 +398,7 @@
         </w:numPr>
       </w:pPr>
       <w:r>
-        <w:t>Listas ordenadas y desordenadas (&lt;ol&gt;, &lt;ul&gt;, &lt;</w:t>
-      </w:r>
-      <w:proofErr w:type="spellStart"/>
-      <w:r>
-        <w:t>li</w:t>
-      </w:r>
-      <w:proofErr w:type="spellEnd"/>
-      <w:r>
-        <w:t>&gt;)</w:t>
+        <w:t>Listas ordenadas y desordenadas (&lt;ol&gt;, &lt;ul&gt;, &lt;li&gt;)</w:t>
       </w:r>
     </w:p>
     <w:p>
@@ -630,7 +622,7 @@
           <w:b/>
           <w:bCs/>
         </w:rPr>
-        <w:t xml:space="preserve"> 9. Accesibilidad (A11y)</w:t>
+        <w:t xml:space="preserve"> 9. Accesibilidad </w:t>
       </w:r>
     </w:p>
     <w:p>
@@ -3596,6 +3588,7 @@
   <w:style w:type="character" w:default="1" w:styleId="Fuentedeprrafopredeter">
     <w:name w:val="Default Paragraph Font"/>
     <w:uiPriority w:val="1"/>
+    <w:semiHidden/>
     <w:unhideWhenUsed/>
   </w:style>
   <w:style w:type="table" w:default="1" w:styleId="Tablanormal">
